--- a/Chapter_06_Chemical_Bonds.docx
+++ b/Chapter_06_Chemical_Bonds.docx
@@ -10932,6 +10932,217 @@
           <w:bCs/>
         </w:rPr>
         <w:t xml:space="preserve">Answer Key: 1-C   2-C   3-C   4-C   5-B   6-C   7-C   8-C   9-D   10-D</w:t>
+      </w:r>
+    </w:p>
+    <w:p>
+      <w:pPr>
+        <w:spacing w:after="120" w:line="300"/>
+      </w:pPr>
+      <w:r>
+        <w:rPr>
+          <w:b/>
+        </w:rPr>
+        <w:t>Answer Key — Worked Rationales</w:t>
+      </w:r>
+    </w:p>
+    <w:p>
+      <w:pPr>
+        <w:spacing w:after="120" w:line="300"/>
+      </w:pPr>
+      <w:r>
+        <w:rPr>
+          <w:b/>
+        </w:rPr>
+        <w:t xml:space="preserve">1. </w:t>
+      </w:r>
+      <w:r>
+        <w:t xml:space="preserve">C. </w:t>
+      </w:r>
+      <w:r>
+        <w:rPr>
+          <w:i/>
+        </w:rPr>
+        <w:t>Ionic bonds form by electron transfer between a metal (loses electrons) and a nonmetal (gains them).</w:t>
+      </w:r>
+    </w:p>
+    <w:p>
+      <w:pPr>
+        <w:spacing w:after="120" w:line="300"/>
+      </w:pPr>
+      <w:r>
+        <w:rPr>
+          <w:b/>
+        </w:rPr>
+        <w:t xml:space="preserve">2. </w:t>
+      </w:r>
+      <w:r>
+        <w:t xml:space="preserve">C. </w:t>
+      </w:r>
+      <w:r>
+        <w:rPr>
+          <w:i/>
+        </w:rPr>
+        <w:t>Sulfur is in Group 16 → 6 valence electrons (3s² 3p⁴).</w:t>
+      </w:r>
+    </w:p>
+    <w:p>
+      <w:pPr>
+        <w:spacing w:after="120" w:line="300"/>
+      </w:pPr>
+      <w:r>
+        <w:rPr>
+          <w:b/>
+        </w:rPr>
+        <w:t xml:space="preserve">3. </w:t>
+      </w:r>
+      <w:r>
+        <w:t xml:space="preserve">C. </w:t>
+      </w:r>
+      <w:r>
+        <w:rPr>
+          <w:i/>
+        </w:rPr>
+        <w:t>Mg is in Group 2; it loses two electrons to reach the [Ne] noble-gas configuration → Mg²⁺.</w:t>
+      </w:r>
+    </w:p>
+    <w:p>
+      <w:pPr>
+        <w:spacing w:after="120" w:line="300"/>
+      </w:pPr>
+      <w:r>
+        <w:rPr>
+          <w:b/>
+        </w:rPr>
+        <w:t xml:space="preserve">4. </w:t>
+      </w:r>
+      <w:r>
+        <w:t xml:space="preserve">C. </w:t>
+      </w:r>
+      <w:r>
+        <w:rPr>
+          <w:i/>
+        </w:rPr>
+        <w:t>Al³⁺ + 3 Cl⁻ → AlCl₃ (charge balance: +3 = 3 × −1).</w:t>
+      </w:r>
+    </w:p>
+    <w:p>
+      <w:pPr>
+        <w:spacing w:after="120" w:line="300"/>
+      </w:pPr>
+      <w:r>
+        <w:rPr>
+          <w:b/>
+        </w:rPr>
+        <w:t xml:space="preserve">5. </w:t>
+      </w:r>
+      <w:r>
+        <w:t xml:space="preserve">B. </w:t>
+      </w:r>
+      <w:r>
+        <w:rPr>
+          <w:i/>
+        </w:rPr>
+        <w:t>(NH₄)₃PO₄: three +1 ammonium cations balance one −3 phosphate anion.</w:t>
+      </w:r>
+    </w:p>
+    <w:p>
+      <w:pPr>
+        <w:spacing w:after="120" w:line="300"/>
+      </w:pPr>
+      <w:r>
+        <w:rPr>
+          <w:b/>
+        </w:rPr>
+        <w:t xml:space="preserve">6. </w:t>
+      </w:r>
+      <w:r>
+        <w:t xml:space="preserve">C. </w:t>
+      </w:r>
+      <w:r>
+        <w:rPr>
+          <w:i/>
+        </w:rPr>
+        <w:t>Ca₃(PO₄)₂: 3 Ca + 2(P + 4 O) = 3 + 2 + 8 = 13 atoms.</w:t>
+      </w:r>
+    </w:p>
+    <w:p>
+      <w:pPr>
+        <w:spacing w:after="120" w:line="300"/>
+      </w:pPr>
+      <w:r>
+        <w:rPr>
+          <w:b/>
+        </w:rPr>
+        <w:t xml:space="preserve">7. </w:t>
+      </w:r>
+      <w:r>
+        <w:t xml:space="preserve">C. </w:t>
+      </w:r>
+      <w:r>
+        <w:rPr>
+          <w:i/>
+        </w:rPr>
+        <w:t>NH₃ has 4 electron groups (3 bonds + 1 LP) → tetrahedral electron geometry, trigonal-pyramidal molecular shape.</w:t>
+      </w:r>
+    </w:p>
+    <w:p>
+      <w:pPr>
+        <w:spacing w:after="120" w:line="300"/>
+      </w:pPr>
+      <w:r>
+        <w:rPr>
+          <w:b/>
+        </w:rPr>
+        <w:t xml:space="preserve">8. </w:t>
+      </w:r>
+      <w:r>
+        <w:t xml:space="preserve">C. </w:t>
+      </w:r>
+      <w:r>
+        <w:rPr>
+          <w:i/>
+        </w:rPr>
+        <w:t>CH₄ is tetrahedral with bond angle ≈ 109.5° (the regular tetrahedron angle).</w:t>
+      </w:r>
+    </w:p>
+    <w:p>
+      <w:pPr>
+        <w:spacing w:after="120" w:line="300"/>
+      </w:pPr>
+      <w:r>
+        <w:rPr>
+          <w:b/>
+        </w:rPr>
+        <w:t xml:space="preserve">9. </w:t>
+      </w:r>
+      <w:r>
+        <w:t xml:space="preserve">D. </w:t>
+      </w:r>
+      <w:r>
+        <w:rPr>
+          <w:i/>
+        </w:rPr>
+        <w:t>C–F has the largest electronegativity difference of the listed bonds (ΔEN = 4.0 − 2.5 = 1.5) → most polar.</w:t>
+      </w:r>
+    </w:p>
+    <w:p>
+      <w:pPr>
+        <w:spacing w:after="120" w:line="300"/>
+      </w:pPr>
+      <w:r>
+        <w:rPr>
+          <w:b/>
+        </w:rPr>
+        <w:t xml:space="preserve">10. </w:t>
+      </w:r>
+      <w:r>
+        <w:t xml:space="preserve">D. </w:t>
+      </w:r>
+      <w:r>
+        <w:rPr>
+          <w:i/>
+        </w:rPr>
+        <w:t>Linear CO₂ has two polar C=O bonds whose dipoles point in opposite directions and cancel → nonpolar overall.</w:t>
       </w:r>
     </w:p>
     <w:p>

--- a/Chapter_06_Chemical_Bonds.docx
+++ b/Chapter_06_Chemical_Bonds.docx
@@ -52,6 +52,17 @@
       </w:pPr>
       <w:r>
         <w:t xml:space="preserve">Bonding is the central organizing concept in chemistry. Once you can decide whether a compound is ionic or covalent, predict its formula, draw its Lewis structure, predict its three-dimensional shape using VSEPR, and decide whether it is polar — you can predict almost everything about how it will behave in a beaker. The work in this chapter is the work that lets the rest of chemistry happen.</w:t>
+      </w:r>
+    </w:p>
+    <w:p>
+      <w:r>
+        <w:rPr>
+          <w:b/>
+        </w:rPr>
+        <w:t xml:space="preserve">Why this matters: </w:t>
+      </w:r>
+      <w:r>
+        <w:t>Bonding is one of the most important concepts in this book for what comes after it. Lewis structures, VSEPR shapes, and polarity decide everything about how molecules behave: whether a drug can cross a cell membrane, why proteins fold the way they do, whether a battery electrolyte conducts ions, why ice floats. Organic chemistry is, in large part, a year of arrow-pushing on Lewis structures of the kind you draw in this chapter; pre-med biochemistry then builds another layer on top of those same diagrams. If a single chapter in this book is worth re-reading after exams, it is this one.</w:t>
       </w:r>
     </w:p>
     <w:p>
